--- a/docsoagb/Guia_e_Oficios_Ativacao_Pagamentos_OAGB.docx
+++ b/docsoagb/Guia_e_Oficios_Ativacao_Pagamentos_OAGB.docx
@@ -282,28 +282,7 @@
         </w:rPr>
       </w:pPr>
       <w:r>
-        <w:rPr>
-          <w:rFonts w:ascii="Arial" w:hAnsi="Arial"/>
-          <w:color w:val="1E1E1E"/>
-          <w:lang w:val="pt-PT"/>
-        </w:rPr>
-        <w:t>Alternativamente, a OAGB pode estabelecer um único contrato com um Gateway de Pagamento Regi</w:t>
-      </w:r>
-      <w:r>
-        <w:rPr>
-          <w:rFonts w:ascii="Arial" w:hAnsi="Arial"/>
-          <w:color w:val="1E1E1E"/>
-          <w:lang w:val="pt-PT"/>
-        </w:rPr>
-        <w:t>onal da zona UEMOA (como o FedaPay ou CinetPay) para processar simultaneamente Cartões de Crédito (VISA/Mastercard) e carteiras móveis locais. O gateway regional acumula os saldos de forma centralizada e efetua transferências bancárias periódicas diretamen</w:t>
-      </w:r>
-      <w:r>
-        <w:rPr>
-          <w:rFonts w:ascii="Arial" w:hAnsi="Arial"/>
-          <w:color w:val="1E1E1E"/>
-          <w:lang w:val="pt-PT"/>
-        </w:rPr>
-        <w:t>te para o IBAN oficial da OAGB na Guiné-Bissau.</w:t>
+        <w:t>Alternativamente e com elevado nível de fidedignidade, a OAGB pode criar uma conta comercial no **PayPal** (que cobre oficialmente a Guiné-Bissau) para processar cartões de crédito internacionais diretamente, ou estabelecer contrato com Gateways de Pagamento Regionais da zona UEMOA (como FedaPay ou CinetPay) para agregar cartões de crédito e carteiras móveis (Orange e MTN) de uma só vez, centralizando os fundos com depósitos automáticos na conta da OAGB.</w:t>
       </w:r>
     </w:p>
     <w:p>
@@ -411,17 +390,8 @@
             </w:tcMar>
           </w:tcPr>
           <w:p>
-            <w:pPr>
-              <w:jc w:val="center"/>
-            </w:pPr>
             <w:r>
-              <w:rPr>
-                <w:rFonts w:ascii="Arial" w:hAnsi="Arial"/>
-                <w:b/>
-                <w:color w:val="FFFFFF"/>
-                <w:sz w:val="20"/>
-              </w:rPr>
-              <w:t>FedaPay</w:t>
+              <w:t>PayPal (Global / Oficial)</w:t>
             </w:r>
           </w:p>
         </w:tc>
@@ -437,17 +407,8 @@
             </w:tcMar>
           </w:tcPr>
           <w:p>
-            <w:pPr>
-              <w:jc w:val="center"/>
-            </w:pPr>
             <w:r>
-              <w:rPr>
-                <w:rFonts w:ascii="Arial" w:hAnsi="Arial"/>
-                <w:b/>
-                <w:color w:val="FFFFFF"/>
-                <w:sz w:val="20"/>
-              </w:rPr>
-              <w:t>CinetPay</w:t>
+              <w:t>Gateways Regionais (FedaPay/CinetPay)</w:t>
             </w:r>
           </w:p>
         </w:tc>
@@ -491,16 +452,8 @@
             </w:tcMar>
           </w:tcPr>
           <w:p>
-            <w:pPr>
-              <w:jc w:val="center"/>
-            </w:pPr>
             <w:r>
-              <w:rPr>
-                <w:rFonts w:ascii="Arial" w:hAnsi="Arial"/>
-                <w:color w:val="1E1E1E"/>
-                <w:sz w:val="20"/>
-              </w:rPr>
-              <w:t>~ 3,0% a 3,5% por transação</w:t>
+              <w:t>Não Suportado Diretamente</w:t>
             </w:r>
           </w:p>
         </w:tc>
@@ -516,16 +469,8 @@
             </w:tcMar>
           </w:tcPr>
           <w:p>
-            <w:pPr>
-              <w:jc w:val="center"/>
-            </w:pPr>
             <w:r>
-              <w:rPr>
-                <w:rFonts w:ascii="Arial" w:hAnsi="Arial"/>
-                <w:color w:val="1E1E1E"/>
-                <w:sz w:val="20"/>
-              </w:rPr>
-              <w:t>~ 3,3% a 3,5% por transação</w:t>
+              <w:t>~ 3,0% a 3,5% por transação</w:t>
             </w:r>
           </w:p>
         </w:tc>
@@ -575,24 +520,8 @@
             </w:tcMar>
           </w:tcPr>
           <w:p>
-            <w:pPr>
-              <w:jc w:val="center"/>
-            </w:pPr>
             <w:r>
-              <w:rPr>
-                <w:rFonts w:ascii="Arial" w:hAnsi="Arial"/>
-                <w:color w:val="1E1E1E"/>
-                <w:sz w:val="20"/>
-              </w:rPr>
-              <w:t xml:space="preserve">~ 3,5% a 3,8% por </w:t>
-            </w:r>
-            <w:r>
-              <w:rPr>
-                <w:rFonts w:ascii="Arial" w:hAnsi="Arial"/>
-                <w:color w:val="1E1E1E"/>
-                <w:sz w:val="20"/>
-              </w:rPr>
-              <w:t>transação</w:t>
+              <w:t>3,4% a 4,4% + $0,30 USD por transação</w:t>
             </w:r>
           </w:p>
         </w:tc>
@@ -608,15 +537,7 @@
             </w:tcMar>
           </w:tcPr>
           <w:p>
-            <w:pPr>
-              <w:jc w:val="center"/>
-            </w:pPr>
             <w:r>
-              <w:rPr>
-                <w:rFonts w:ascii="Arial" w:hAnsi="Arial"/>
-                <w:color w:val="1E1E1E"/>
-                <w:sz w:val="20"/>
-              </w:rPr>
               <w:t>~ 3,5% a 3,8% por transação</w:t>
             </w:r>
           </w:p>
@@ -668,20 +589,8 @@
             </w:tcMar>
           </w:tcPr>
           <w:p>
-            <w:pPr>
-              <w:jc w:val="center"/>
-              <w:rPr>
-                <w:lang w:val="pt-PT"/>
-              </w:rPr>
-            </w:pPr>
             <w:r>
-              <w:rPr>
-                <w:rFonts w:ascii="Arial" w:hAnsi="Arial"/>
-                <w:color w:val="1E1E1E"/>
-                <w:sz w:val="20"/>
-                <w:lang w:val="pt-PT"/>
-              </w:rPr>
-              <w:t>Grátis (ou taxa fixa irrisória)</w:t>
+              <w:t>Saque direto por Cartão Associado ou IBAN</w:t>
             </w:r>
           </w:p>
         </w:tc>
@@ -697,20 +606,8 @@
             </w:tcMar>
           </w:tcPr>
           <w:p>
-            <w:pPr>
-              <w:jc w:val="center"/>
-              <w:rPr>
-                <w:lang w:val="pt-PT"/>
-              </w:rPr>
-            </w:pPr>
             <w:r>
-              <w:rPr>
-                <w:rFonts w:ascii="Arial" w:hAnsi="Arial"/>
-                <w:color w:val="1E1E1E"/>
-                <w:sz w:val="20"/>
-                <w:lang w:val="pt-PT"/>
-              </w:rPr>
-              <w:t>Grátis (ou taxa fixa irrisória)</w:t>
+              <w:t>Transferência direta para IBAN local</w:t>
             </w:r>
           </w:p>
         </w:tc>
@@ -1724,6 +1621,55 @@
       </w:tr>
     </w:tbl>
     <w:p/>
+    <w:p>
+      <w:r>
+        <w:br/>
+        <w:t>========================================</w:t>
+        <w:br/>
+      </w:r>
+    </w:p>
+    <w:p>
+      <w:r>
+        <w:rPr>
+          <w:b/>
+          <w:sz w:val="28"/>
+        </w:rPr>
+        <w:t>Instruções de Ativação do Gateway Global PayPal na Guiné-Bissau</w:t>
+      </w:r>
+    </w:p>
+    <w:p>
+      <w:r>
+        <w:t>A criação de uma conta Business do PayPal para a OAGB permite processar cartões de crédito e pagamentos internacionais de forma direta e extremamente fidedigna, sem dependências regionais.</w:t>
+      </w:r>
+    </w:p>
+    <w:p>
+      <w:r>
+        <w:t>Passo 1: Criação da Conta Business</w:t>
+      </w:r>
+    </w:p>
+    <w:p>
+      <w:r>
+        <w:t>1. Aceder ao portal oficial do PayPal (paypal.com) e selecionar a opção de 'Criar Conta Comercial'.</w:t>
+        <w:br/>
+        <w:t>2. Associar o e-mail corporativo da Ordem (ex: financeiro@oagb.gw).</w:t>
+        <w:br/>
+        <w:t>3. Introduzir os dados institucionais (NIF, Morada da Sede, Designação Legal) e associar a conta bancária oficial da OAGB para levantamentos automáticos de saldo.</w:t>
+      </w:r>
+    </w:p>
+    <w:p>
+      <w:r>
+        <w:t>Passo 2: Obtenção de Credenciais de Integração</w:t>
+      </w:r>
+    </w:p>
+    <w:p>
+      <w:r>
+        <w:t>1. Aceder ao portal de programadores do PayPal (developer.paypal.com) usando a mesma conta.</w:t>
+        <w:br/>
+        <w:t>2. No menu 'Apps &amp; Credentials', criar uma aplicação comercial no modo 'Live'.</w:t>
+        <w:br/>
+        <w:t>3. Copiar o 'Client ID' disponibilizado e enviá-lo ao administrador técnico do portal da OAGB para ativação em produção.</w:t>
+      </w:r>
+    </w:p>
     <w:sectPr>
       <w:pgSz w:w="12240" w:h="15840"/>
       <w:pgMar w:top="1440" w:right="1440" w:bottom="1440" w:left="1440" w:header="720" w:footer="720" w:gutter="0"/>

--- a/docsoagb/Guia_e_Oficios_Ativacao_Pagamentos_OAGB.docx
+++ b/docsoagb/Guia_e_Oficios_Ativacao_Pagamentos_OAGB.docx
@@ -7,12 +7,13 @@
         <w:spacing w:before="1000"/>
         <w:jc w:val="center"/>
         <w:rPr>
+          <w:rFonts w:ascii="Arial" w:hAnsi="Arial" w:cs="Arial"/>
           <w:lang w:val="pt-PT"/>
         </w:rPr>
       </w:pPr>
       <w:r>
         <w:rPr>
-          <w:rFonts w:ascii="Arial" w:hAnsi="Arial"/>
+          <w:rFonts w:ascii="Arial" w:hAnsi="Arial" w:cs="Arial"/>
           <w:b/>
           <w:color w:val="4D1C21"/>
           <w:sz w:val="40"/>
@@ -26,12 +27,13 @@
         <w:spacing w:after="2000"/>
         <w:jc w:val="center"/>
         <w:rPr>
+          <w:rFonts w:ascii="Arial" w:hAnsi="Arial" w:cs="Arial"/>
           <w:lang w:val="pt-PT"/>
         </w:rPr>
       </w:pPr>
       <w:r>
         <w:rPr>
-          <w:rFonts w:ascii="Arial" w:hAnsi="Arial"/>
+          <w:rFonts w:ascii="Arial" w:hAnsi="Arial" w:cs="Arial"/>
           <w:color w:val="B1A276"/>
           <w:sz w:val="28"/>
           <w:lang w:val="pt-PT"/>
@@ -44,11 +46,13 @@
         <w:spacing w:after="400"/>
         <w:jc w:val="center"/>
         <w:rPr>
+          <w:rFonts w:ascii="Arial" w:hAnsi="Arial" w:cs="Arial"/>
           <w:lang w:val="pt-PT"/>
         </w:rPr>
       </w:pPr>
       <w:r>
         <w:rPr>
+          <w:rFonts w:ascii="Arial" w:hAnsi="Arial" w:cs="Arial"/>
           <w:i/>
           <w:color w:val="787878"/>
           <w:sz w:val="20"/>
@@ -58,6 +62,7 @@
       </w:r>
       <w:r>
         <w:rPr>
+          <w:rFonts w:ascii="Arial" w:hAnsi="Arial" w:cs="Arial"/>
           <w:i/>
           <w:color w:val="787878"/>
           <w:sz w:val="20"/>
@@ -68,6 +73,7 @@
       </w:r>
       <w:r>
         <w:rPr>
+          <w:rFonts w:ascii="Arial" w:hAnsi="Arial" w:cs="Arial"/>
           <w:i/>
           <w:color w:val="787878"/>
           <w:sz w:val="20"/>
@@ -80,11 +86,13 @@
     <w:p>
       <w:pPr>
         <w:rPr>
+          <w:rFonts w:ascii="Arial" w:hAnsi="Arial" w:cs="Arial"/>
           <w:lang w:val="pt-PT"/>
         </w:rPr>
       </w:pPr>
       <w:r>
         <w:rPr>
+          <w:rFonts w:ascii="Arial" w:hAnsi="Arial" w:cs="Arial"/>
           <w:lang w:val="pt-PT"/>
         </w:rPr>
         <w:br w:type="page"/>
@@ -95,53 +103,37 @@
         <w:keepNext/>
         <w:spacing w:before="280" w:after="120"/>
         <w:rPr>
+          <w:rFonts w:ascii="Arial" w:hAnsi="Arial" w:cs="Arial"/>
           <w:lang w:val="pt-PT"/>
         </w:rPr>
       </w:pPr>
       <w:r>
         <w:rPr>
-          <w:rFonts w:ascii="Arial" w:hAnsi="Arial"/>
+          <w:rFonts w:ascii="Arial" w:hAnsi="Arial" w:cs="Arial"/>
           <w:b/>
           <w:color w:val="4D1C21"/>
           <w:sz w:val="36"/>
           <w:lang w:val="pt-PT"/>
         </w:rPr>
         <w:lastRenderedPageBreak/>
-        <w:t xml:space="preserve">PARTE 1: GUIA DE </w:t>
-      </w:r>
-      <w:r>
-        <w:rPr>
-          <w:rFonts w:ascii="Arial" w:hAnsi="Arial"/>
-          <w:b/>
-          <w:color w:val="4D1C21"/>
-          <w:sz w:val="36"/>
-          <w:lang w:val="pt-PT"/>
-        </w:rPr>
-        <w:t>IMPLEMENTAÇÃO E ATIVAÇÃO</w:t>
+        <w:t>PARTE 1: GUIA DE IMPLEMENTAÇÃO E ATIVAÇÃO</w:t>
       </w:r>
     </w:p>
     <w:p>
       <w:pPr>
         <w:spacing w:after="120"/>
         <w:rPr>
+          <w:rFonts w:ascii="Arial" w:hAnsi="Arial" w:cs="Arial"/>
           <w:lang w:val="pt-PT"/>
         </w:rPr>
       </w:pPr>
       <w:r>
         <w:rPr>
-          <w:rFonts w:ascii="Arial" w:hAnsi="Arial"/>
+          <w:rFonts w:ascii="Arial" w:hAnsi="Arial" w:cs="Arial"/>
           <w:color w:val="1E1E1E"/>
           <w:lang w:val="pt-PT"/>
         </w:rPr>
-        <w:t xml:space="preserve">Este documento serve para apoiar as ações comerciais, burocráticas e administrativas da Ordem dos Advogados da Guiné-Bissau (OAGB) na transição dos pagamentos online do portal institucional do modo de simulação para o modo real de </w:t>
-      </w:r>
-      <w:r>
-        <w:rPr>
-          <w:rFonts w:ascii="Arial" w:hAnsi="Arial"/>
-          <w:color w:val="1E1E1E"/>
-          <w:lang w:val="pt-PT"/>
-        </w:rPr>
-        <w:t>cobrança.</w:t>
+        <w:t>Este documento serve para apoiar as ações comerciais, burocráticas e administrativas da Ordem dos Advogados da Guiné-Bissau (OAGB) na transição dos pagamentos online do portal institucional do modo de simulação para o modo real de cobrança.</w:t>
       </w:r>
     </w:p>
     <w:p>
@@ -149,12 +141,13 @@
         <w:keepNext/>
         <w:spacing w:before="280" w:after="120"/>
         <w:rPr>
+          <w:rFonts w:ascii="Arial" w:hAnsi="Arial" w:cs="Arial"/>
           <w:lang w:val="pt-PT"/>
         </w:rPr>
       </w:pPr>
       <w:r>
         <w:rPr>
-          <w:rFonts w:ascii="Arial" w:hAnsi="Arial"/>
+          <w:rFonts w:ascii="Arial" w:hAnsi="Arial" w:cs="Arial"/>
           <w:b/>
           <w:color w:val="4D1C21"/>
           <w:sz w:val="26"/>
@@ -167,28 +160,21 @@
       <w:pPr>
         <w:spacing w:after="120"/>
         <w:rPr>
+          <w:rFonts w:ascii="Arial" w:hAnsi="Arial" w:cs="Arial"/>
           <w:lang w:val="pt-PT"/>
         </w:rPr>
       </w:pPr>
       <w:r>
         <w:rPr>
-          <w:rFonts w:ascii="Arial" w:hAnsi="Arial"/>
+          <w:rFonts w:ascii="Arial" w:hAnsi="Arial" w:cs="Arial"/>
           <w:color w:val="1E1E1E"/>
           <w:lang w:val="pt-PT"/>
         </w:rPr>
-        <w:t>A tecnologia implementada no portal é o padrão de excelência (Gold Standard) para pagamentos na África Ocidental, conhecido como USSD Push (ou Request-to-Pay). Trata-se de uma experiência de checkout in</w:t>
+        <w:t>A tecnologia implementada no portal é o padrão de excelência (Gold Standard) para pagamentos na África Ocidental, conhecido como USSD Push (ou Request-to-Pay). Trata-se de uma experiência de checkout inline de alta conversão:</w:t>
       </w:r>
       <w:r>
         <w:rPr>
-          <w:rFonts w:ascii="Arial" w:hAnsi="Arial"/>
-          <w:color w:val="1E1E1E"/>
-          <w:lang w:val="pt-PT"/>
-        </w:rPr>
-        <w:t>line de alta conversão:</w:t>
-      </w:r>
-      <w:r>
-        <w:rPr>
-          <w:rFonts w:ascii="Arial" w:hAnsi="Arial"/>
+          <w:rFonts w:ascii="Arial" w:hAnsi="Arial" w:cs="Arial"/>
           <w:color w:val="1E1E1E"/>
           <w:lang w:val="pt-PT"/>
         </w:rPr>
@@ -197,7 +183,7 @@
       </w:r>
       <w:r>
         <w:rPr>
-          <w:rFonts w:ascii="Arial" w:hAnsi="Arial"/>
+          <w:rFonts w:ascii="Arial" w:hAnsi="Arial" w:cs="Arial"/>
           <w:color w:val="1E1E1E"/>
           <w:lang w:val="pt-PT"/>
         </w:rPr>
@@ -206,24 +192,16 @@
       </w:r>
       <w:r>
         <w:rPr>
-          <w:rFonts w:ascii="Arial" w:hAnsi="Arial"/>
+          <w:rFonts w:ascii="Arial" w:hAnsi="Arial" w:cs="Arial"/>
           <w:color w:val="1E1E1E"/>
           <w:lang w:val="pt-PT"/>
         </w:rPr>
         <w:br/>
-        <w:t>3. O cliente introd</w:t>
+        <w:t>3. O cliente introduz o seu PIN de segurança no telemóvel pessoal.</w:t>
       </w:r>
       <w:r>
         <w:rPr>
-          <w:rFonts w:ascii="Arial" w:hAnsi="Arial"/>
-          <w:color w:val="1E1E1E"/>
-          <w:lang w:val="pt-PT"/>
-        </w:rPr>
-        <w:t>uz o seu PIN de segurança no telemóvel pessoal.</w:t>
-      </w:r>
-      <w:r>
-        <w:rPr>
-          <w:rFonts w:ascii="Arial" w:hAnsi="Arial"/>
+          <w:rFonts w:ascii="Arial" w:hAnsi="Arial" w:cs="Arial"/>
           <w:color w:val="1E1E1E"/>
           <w:lang w:val="pt-PT"/>
         </w:rPr>
@@ -236,12 +214,13 @@
         <w:keepNext/>
         <w:spacing w:before="280" w:after="120"/>
         <w:rPr>
+          <w:rFonts w:ascii="Arial" w:hAnsi="Arial" w:cs="Arial"/>
           <w:lang w:val="pt-PT"/>
         </w:rPr>
       </w:pPr>
       <w:r>
         <w:rPr>
-          <w:rFonts w:ascii="Arial" w:hAnsi="Arial"/>
+          <w:rFonts w:ascii="Arial" w:hAnsi="Arial" w:cs="Arial"/>
           <w:b/>
           <w:color w:val="4D1C21"/>
           <w:sz w:val="26"/>
@@ -254,34 +233,32 @@
       <w:pPr>
         <w:spacing w:after="120"/>
         <w:rPr>
+          <w:rFonts w:ascii="Arial" w:hAnsi="Arial" w:cs="Arial"/>
           <w:lang w:val="pt-PT"/>
         </w:rPr>
       </w:pPr>
       <w:r>
         <w:rPr>
-          <w:rFonts w:ascii="Arial" w:hAnsi="Arial"/>
+          <w:rFonts w:ascii="Arial" w:hAnsi="Arial" w:cs="Arial"/>
           <w:color w:val="1E1E1E"/>
           <w:lang w:val="pt-PT"/>
         </w:rPr>
-        <w:t>Para ativar os pagamentos móveis e</w:t>
-      </w:r>
-      <w:r>
-        <w:rPr>
-          <w:rFonts w:ascii="Arial" w:hAnsi="Arial"/>
-          <w:color w:val="1E1E1E"/>
-          <w:lang w:val="pt-PT"/>
-        </w:rPr>
-        <w:t>m ambiente de produção real, a OAGB deve solicitar por escrito à Orange Bissau e à MTN Guiné-Bissau as credenciais de produção para a integração dos seus sistemas.</w:t>
+        <w:t>Para ativar os pagamentos móveis em ambiente de produção real, a OAGB deve solicitar por escrito à Orange Bissau e à MTN Guiné-Bissau as credenciais de produção para a integração dos seus sistemas.</w:t>
       </w:r>
     </w:p>
     <w:p>
       <w:pPr>
         <w:spacing w:after="120"/>
         <w:rPr>
+          <w:rFonts w:ascii="Arial" w:hAnsi="Arial" w:cs="Arial"/>
           <w:lang w:val="pt-PT"/>
         </w:rPr>
       </w:pPr>
       <w:r>
+        <w:rPr>
+          <w:rFonts w:ascii="Arial" w:hAnsi="Arial" w:cs="Arial"/>
+          <w:lang w:val="pt-PT"/>
+        </w:rPr>
         <w:t>Alternativamente e com elevado nível de fidedignidade, a OAGB pode criar uma conta comercial no **PayPal** (que cobre oficialmente a Guiné-Bissau) para processar cartões de crédito internacionais diretamente, ou estabelecer contrato com Gateways de Pagamento Regionais da zona UEMOA (como FedaPay ou CinetPay) para agregar cartões de crédito e carteiras móveis (Orange e MTN) de uma só vez, centralizando os fundos com depósitos automáticos na conta da OAGB.</w:t>
       </w:r>
     </w:p>
@@ -290,12 +267,13 @@
         <w:keepNext/>
         <w:spacing w:before="280" w:after="120"/>
         <w:rPr>
+          <w:rFonts w:ascii="Arial" w:hAnsi="Arial" w:cs="Arial"/>
           <w:lang w:val="pt-PT"/>
         </w:rPr>
       </w:pPr>
       <w:r>
         <w:rPr>
-          <w:rFonts w:ascii="Arial" w:hAnsi="Arial"/>
+          <w:rFonts w:ascii="Arial" w:hAnsi="Arial" w:cs="Arial"/>
           <w:b/>
           <w:color w:val="4D1C21"/>
           <w:sz w:val="26"/>
@@ -308,24 +286,17 @@
       <w:pPr>
         <w:spacing w:after="120"/>
         <w:rPr>
+          <w:rFonts w:ascii="Arial" w:hAnsi="Arial" w:cs="Arial"/>
           <w:lang w:val="pt-PT"/>
         </w:rPr>
       </w:pPr>
       <w:r>
         <w:rPr>
-          <w:rFonts w:ascii="Arial" w:hAnsi="Arial"/>
+          <w:rFonts w:ascii="Arial" w:hAnsi="Arial" w:cs="Arial"/>
           <w:color w:val="1E1E1E"/>
           <w:lang w:val="pt-PT"/>
         </w:rPr>
-        <w:t>Os gateways regionais operam sob um modelo estritamente baseado no volume transacionado (Pay-as-you-go). Não existem mensalidades fixas nem taxas de abertura de cont</w:t>
-      </w:r>
-      <w:r>
-        <w:rPr>
-          <w:rFonts w:ascii="Arial" w:hAnsi="Arial"/>
-          <w:color w:val="1E1E1E"/>
-          <w:lang w:val="pt-PT"/>
-        </w:rPr>
-        <w:t>a. Os custos detalhados de mercado para a zona UEMOA (XOF) são:</w:t>
+        <w:t>Os gateways regionais operam sob um modelo estritamente baseado no volume transacionado (Pay-as-you-go). Não existem mensalidades fixas nem taxas de abertura de conta. Os custos detalhados de mercado para a zona UEMOA (XOF) são:</w:t>
       </w:r>
     </w:p>
     <w:tbl>
@@ -366,10 +337,13 @@
           <w:p>
             <w:pPr>
               <w:jc w:val="center"/>
+              <w:rPr>
+                <w:rFonts w:ascii="Arial" w:hAnsi="Arial" w:cs="Arial"/>
+              </w:rPr>
             </w:pPr>
             <w:r>
               <w:rPr>
-                <w:rFonts w:ascii="Arial" w:hAnsi="Arial"/>
+                <w:rFonts w:ascii="Arial" w:hAnsi="Arial" w:cs="Arial"/>
                 <w:b/>
                 <w:color w:val="FFFFFF"/>
                 <w:sz w:val="20"/>
@@ -390,7 +364,15 @@
             </w:tcMar>
           </w:tcPr>
           <w:p>
+            <w:pPr>
+              <w:rPr>
+                <w:rFonts w:ascii="Arial" w:hAnsi="Arial" w:cs="Arial"/>
+              </w:rPr>
+            </w:pPr>
             <w:r>
+              <w:rPr>
+                <w:rFonts w:ascii="Arial" w:hAnsi="Arial" w:cs="Arial"/>
+              </w:rPr>
               <w:t>PayPal (Global / Oficial)</w:t>
             </w:r>
           </w:p>
@@ -407,7 +389,15 @@
             </w:tcMar>
           </w:tcPr>
           <w:p>
+            <w:pPr>
+              <w:rPr>
+                <w:rFonts w:ascii="Arial" w:hAnsi="Arial" w:cs="Arial"/>
+              </w:rPr>
+            </w:pPr>
             <w:r>
+              <w:rPr>
+                <w:rFonts w:ascii="Arial" w:hAnsi="Arial" w:cs="Arial"/>
+              </w:rPr>
               <w:t>Gateways Regionais (FedaPay/CinetPay)</w:t>
             </w:r>
           </w:p>
@@ -429,9 +419,14 @@
             </w:tcMar>
           </w:tcPr>
           <w:p>
+            <w:pPr>
+              <w:rPr>
+                <w:rFonts w:ascii="Arial" w:hAnsi="Arial" w:cs="Arial"/>
+              </w:rPr>
+            </w:pPr>
             <w:r>
               <w:rPr>
-                <w:rFonts w:ascii="Arial" w:hAnsi="Arial"/>
+                <w:rFonts w:ascii="Arial" w:hAnsi="Arial" w:cs="Arial"/>
                 <w:b/>
                 <w:color w:val="1E1E1E"/>
                 <w:sz w:val="20"/>
@@ -452,7 +447,15 @@
             </w:tcMar>
           </w:tcPr>
           <w:p>
+            <w:pPr>
+              <w:rPr>
+                <w:rFonts w:ascii="Arial" w:hAnsi="Arial" w:cs="Arial"/>
+              </w:rPr>
+            </w:pPr>
             <w:r>
+              <w:rPr>
+                <w:rFonts w:ascii="Arial" w:hAnsi="Arial" w:cs="Arial"/>
+              </w:rPr>
               <w:t>Não Suportado Diretamente</w:t>
             </w:r>
           </w:p>
@@ -469,7 +472,15 @@
             </w:tcMar>
           </w:tcPr>
           <w:p>
+            <w:pPr>
+              <w:rPr>
+                <w:rFonts w:ascii="Arial" w:hAnsi="Arial" w:cs="Arial"/>
+              </w:rPr>
+            </w:pPr>
             <w:r>
+              <w:rPr>
+                <w:rFonts w:ascii="Arial" w:hAnsi="Arial" w:cs="Arial"/>
+              </w:rPr>
               <w:t>~ 3,0% a 3,5% por transação</w:t>
             </w:r>
           </w:p>
@@ -493,18 +504,30 @@
           <w:p>
             <w:pPr>
               <w:rPr>
+                <w:rFonts w:ascii="Arial" w:hAnsi="Arial" w:cs="Arial"/>
                 <w:lang w:val="pt-PT"/>
               </w:rPr>
             </w:pPr>
             <w:r>
               <w:rPr>
-                <w:rFonts w:ascii="Arial" w:hAnsi="Arial"/>
+                <w:rFonts w:ascii="Arial" w:hAnsi="Arial" w:cs="Arial"/>
                 <w:b/>
                 <w:color w:val="1E1E1E"/>
                 <w:sz w:val="20"/>
                 <w:lang w:val="pt-PT"/>
               </w:rPr>
-              <w:t>Cartões de Crédito (VISA / Mastercard)</w:t>
+              <w:t xml:space="preserve">Cartões de Crédito (VISA / </w:t>
+            </w:r>
+            <w:r>
+              <w:rPr>
+                <w:rFonts w:ascii="Arial" w:hAnsi="Arial" w:cs="Arial"/>
+                <w:b/>
+                <w:color w:val="1E1E1E"/>
+                <w:sz w:val="20"/>
+                <w:lang w:val="pt-PT"/>
+              </w:rPr>
+              <w:lastRenderedPageBreak/>
+              <w:t>Mastercard)</w:t>
             </w:r>
           </w:p>
         </w:tc>
@@ -520,8 +543,24 @@
             </w:tcMar>
           </w:tcPr>
           <w:p>
+            <w:pPr>
+              <w:rPr>
+                <w:rFonts w:ascii="Arial" w:hAnsi="Arial" w:cs="Arial"/>
+              </w:rPr>
+            </w:pPr>
             <w:r>
-              <w:t>3,4% a 4,4% + $0,30 USD por transação</w:t>
+              <w:rPr>
+                <w:rFonts w:ascii="Arial" w:hAnsi="Arial" w:cs="Arial"/>
+              </w:rPr>
+              <w:lastRenderedPageBreak/>
+              <w:t xml:space="preserve">3,4% a 4,4% + $0,30 USD </w:t>
+            </w:r>
+            <w:r>
+              <w:rPr>
+                <w:rFonts w:ascii="Arial" w:hAnsi="Arial" w:cs="Arial"/>
+              </w:rPr>
+              <w:lastRenderedPageBreak/>
+              <w:t>por transação</w:t>
             </w:r>
           </w:p>
         </w:tc>
@@ -537,8 +576,24 @@
             </w:tcMar>
           </w:tcPr>
           <w:p>
+            <w:pPr>
+              <w:rPr>
+                <w:rFonts w:ascii="Arial" w:hAnsi="Arial" w:cs="Arial"/>
+              </w:rPr>
+            </w:pPr>
             <w:r>
-              <w:t>~ 3,5% a 3,8% por transação</w:t>
+              <w:rPr>
+                <w:rFonts w:ascii="Arial" w:hAnsi="Arial" w:cs="Arial"/>
+              </w:rPr>
+              <w:lastRenderedPageBreak/>
+              <w:t xml:space="preserve">~ 3,5% a 3,8% por </w:t>
+            </w:r>
+            <w:r>
+              <w:rPr>
+                <w:rFonts w:ascii="Arial" w:hAnsi="Arial" w:cs="Arial"/>
+              </w:rPr>
+              <w:lastRenderedPageBreak/>
+              <w:t>transação</w:t>
             </w:r>
           </w:p>
         </w:tc>
@@ -561,12 +616,13 @@
           <w:p>
             <w:pPr>
               <w:rPr>
+                <w:rFonts w:ascii="Arial" w:hAnsi="Arial" w:cs="Arial"/>
                 <w:lang w:val="pt-PT"/>
               </w:rPr>
             </w:pPr>
             <w:r>
               <w:rPr>
-                <w:rFonts w:ascii="Arial" w:hAnsi="Arial"/>
+                <w:rFonts w:ascii="Arial" w:hAnsi="Arial" w:cs="Arial"/>
                 <w:b/>
                 <w:color w:val="1E1E1E"/>
                 <w:sz w:val="20"/>
@@ -589,8 +645,25 @@
             </w:tcMar>
           </w:tcPr>
           <w:p>
+            <w:pPr>
+              <w:rPr>
+                <w:rFonts w:ascii="Arial" w:hAnsi="Arial" w:cs="Arial"/>
+                <w:lang w:val="pt-PT"/>
+              </w:rPr>
+            </w:pPr>
             <w:r>
-              <w:t>Saque direto por Cartão Associado ou IBAN</w:t>
+              <w:rPr>
+                <w:rFonts w:ascii="Arial" w:hAnsi="Arial" w:cs="Arial"/>
+                <w:lang w:val="pt-PT"/>
+              </w:rPr>
+              <w:t xml:space="preserve">Saque direto por Cartão Associado ou </w:t>
+            </w:r>
+            <w:r>
+              <w:rPr>
+                <w:rFonts w:ascii="Arial" w:hAnsi="Arial" w:cs="Arial"/>
+                <w:lang w:val="pt-PT"/>
+              </w:rPr>
+              <w:t>IBAN</w:t>
             </w:r>
           </w:p>
         </w:tc>
@@ -606,7 +679,17 @@
             </w:tcMar>
           </w:tcPr>
           <w:p>
+            <w:pPr>
+              <w:rPr>
+                <w:rFonts w:ascii="Arial" w:hAnsi="Arial" w:cs="Arial"/>
+                <w:lang w:val="pt-PT"/>
+              </w:rPr>
+            </w:pPr>
             <w:r>
+              <w:rPr>
+                <w:rFonts w:ascii="Arial" w:hAnsi="Arial" w:cs="Arial"/>
+                <w:lang w:val="pt-PT"/>
+              </w:rPr>
               <w:t>Transferência direta para IBAN local</w:t>
             </w:r>
           </w:p>
@@ -617,6 +700,7 @@
       <w:pPr>
         <w:spacing w:before="160"/>
         <w:rPr>
+          <w:rFonts w:ascii="Arial" w:hAnsi="Arial" w:cs="Arial"/>
           <w:lang w:val="pt-PT"/>
         </w:rPr>
       </w:pPr>
@@ -626,12 +710,13 @@
         <w:keepNext/>
         <w:spacing w:before="280" w:after="120"/>
         <w:rPr>
+          <w:rFonts w:ascii="Arial" w:hAnsi="Arial" w:cs="Arial"/>
           <w:lang w:val="pt-PT"/>
         </w:rPr>
       </w:pPr>
       <w:r>
         <w:rPr>
-          <w:rFonts w:ascii="Arial" w:hAnsi="Arial"/>
+          <w:rFonts w:ascii="Arial" w:hAnsi="Arial" w:cs="Arial"/>
           <w:b/>
           <w:color w:val="B1A276"/>
           <w:lang w:val="pt-PT"/>
@@ -643,51 +728,38 @@
       <w:pPr>
         <w:spacing w:after="120"/>
         <w:rPr>
+          <w:rFonts w:ascii="Arial" w:hAnsi="Arial" w:cs="Arial"/>
           <w:lang w:val="pt-PT"/>
         </w:rPr>
       </w:pPr>
       <w:r>
         <w:rPr>
-          <w:rFonts w:ascii="Arial" w:hAnsi="Arial"/>
+          <w:rFonts w:ascii="Arial" w:hAnsi="Arial" w:cs="Arial"/>
           <w:color w:val="1E1E1E"/>
           <w:lang w:val="pt-PT"/>
         </w:rPr>
-        <w:t xml:space="preserve">1. Absorção Operacional: A OAGB assume a comissão como um custo de </w:t>
+        <w:t>1. Absorção Operacional: A OAGB assume a comissão como um custo de conveniência de tesouraria (reduz filas, manuseamento de numerário físico, e automatiza a conciliação bancária).</w:t>
       </w:r>
       <w:r>
         <w:rPr>
-          <w:rFonts w:ascii="Arial" w:hAnsi="Arial"/>
-          <w:color w:val="1E1E1E"/>
-          <w:lang w:val="pt-PT"/>
-        </w:rPr>
-        <w:t>conveniência de tesouraria (reduz filas, manuseamento de numerário físico, e automatiza a conciliação bancária).</w:t>
-      </w:r>
-      <w:r>
-        <w:rPr>
-          <w:rFonts w:ascii="Arial" w:hAnsi="Arial"/>
+          <w:rFonts w:ascii="Arial" w:hAnsi="Arial" w:cs="Arial"/>
           <w:color w:val="1E1E1E"/>
           <w:lang w:val="pt-PT"/>
         </w:rPr>
         <w:br/>
-        <w:t>2. Taxa de Conveniência (Surcharge): O portal calcula e adiciona automaticamente o valor da taxa (ex: +3,5%) ao valor final da fatura apenas qu</w:t>
-      </w:r>
-      <w:r>
-        <w:rPr>
-          <w:rFonts w:ascii="Arial" w:hAnsi="Arial"/>
-          <w:color w:val="1E1E1E"/>
-          <w:lang w:val="pt-PT"/>
-        </w:rPr>
-        <w:t>ando o advogado escolhe a comodidade do pagamento online, mantendo o valor original para pagamentos presenciais na Sede.</w:t>
+        <w:t>2. Taxa de Conveniência (Surcharge): O portal calcula e adiciona automaticamente o valor da taxa (ex: +3,5%) ao valor final da fatura apenas quando o advogado escolhe a comodidade do pagamento online, mantendo o valor original para pagamentos presenciais na Sede.</w:t>
       </w:r>
     </w:p>
     <w:p>
       <w:pPr>
         <w:rPr>
+          <w:rFonts w:ascii="Arial" w:hAnsi="Arial" w:cs="Arial"/>
           <w:lang w:val="pt-PT"/>
         </w:rPr>
       </w:pPr>
       <w:r>
         <w:rPr>
+          <w:rFonts w:ascii="Arial" w:hAnsi="Arial" w:cs="Arial"/>
           <w:lang w:val="pt-PT"/>
         </w:rPr>
         <w:br w:type="page"/>
@@ -698,12 +770,13 @@
         <w:keepNext/>
         <w:spacing w:before="280" w:after="120"/>
         <w:rPr>
+          <w:rFonts w:ascii="Arial" w:hAnsi="Arial" w:cs="Arial"/>
           <w:lang w:val="pt-PT"/>
         </w:rPr>
       </w:pPr>
       <w:r>
         <w:rPr>
-          <w:rFonts w:ascii="Arial" w:hAnsi="Arial"/>
+          <w:rFonts w:ascii="Arial" w:hAnsi="Arial" w:cs="Arial"/>
           <w:b/>
           <w:color w:val="4D1C21"/>
           <w:sz w:val="36"/>
@@ -717,24 +790,17 @@
       <w:pPr>
         <w:spacing w:after="120"/>
         <w:rPr>
+          <w:rFonts w:ascii="Arial" w:hAnsi="Arial" w:cs="Arial"/>
           <w:lang w:val="pt-PT"/>
         </w:rPr>
       </w:pPr>
       <w:r>
         <w:rPr>
-          <w:rFonts w:ascii="Arial" w:hAnsi="Arial"/>
+          <w:rFonts w:ascii="Arial" w:hAnsi="Arial" w:cs="Arial"/>
           <w:color w:val="1E1E1E"/>
           <w:lang w:val="pt-PT"/>
         </w:rPr>
-        <w:t xml:space="preserve">Os modelos abaixo devem ser impressos em papel timbrado oficial da Ordem dos Advogados da </w:t>
-      </w:r>
-      <w:r>
-        <w:rPr>
-          <w:rFonts w:ascii="Arial" w:hAnsi="Arial"/>
-          <w:color w:val="1E1E1E"/>
-          <w:lang w:val="pt-PT"/>
-        </w:rPr>
-        <w:t>Guiné-Bissau, devidamente datados e assinados pelo Bastonário para entrega formal nas sedes das operadoras.</w:t>
+        <w:t>Os modelos abaixo devem ser impressos em papel timbrado oficial da Ordem dos Advogados da Guiné-Bissau, devidamente datados e assinados pelo Bastonário para entrega formal nas sedes das operadoras.</w:t>
       </w:r>
     </w:p>
     <w:p>
@@ -742,12 +808,13 @@
         <w:keepNext/>
         <w:spacing w:before="280" w:after="120"/>
         <w:rPr>
+          <w:rFonts w:ascii="Arial" w:hAnsi="Arial" w:cs="Arial"/>
           <w:lang w:val="pt-PT"/>
         </w:rPr>
       </w:pPr>
       <w:r>
         <w:rPr>
-          <w:rFonts w:ascii="Arial" w:hAnsi="Arial"/>
+          <w:rFonts w:ascii="Arial" w:hAnsi="Arial" w:cs="Arial"/>
           <w:b/>
           <w:color w:val="4D1C21"/>
           <w:sz w:val="26"/>
@@ -776,12 +843,13 @@
               <w:spacing w:after="120"/>
               <w:jc w:val="center"/>
               <w:rPr>
+                <w:rFonts w:ascii="Arial" w:hAnsi="Arial" w:cs="Arial"/>
                 <w:lang w:val="pt-PT"/>
               </w:rPr>
             </w:pPr>
             <w:r>
               <w:rPr>
-                <w:rFonts w:ascii="Courier New" w:hAnsi="Courier New"/>
+                <w:rFonts w:ascii="Arial" w:hAnsi="Arial" w:cs="Arial"/>
                 <w:b/>
                 <w:color w:val="1E1E1E"/>
                 <w:sz w:val="20"/>
@@ -795,12 +863,13 @@
               <w:spacing w:after="120"/>
               <w:jc w:val="center"/>
               <w:rPr>
+                <w:rFonts w:ascii="Arial" w:hAnsi="Arial" w:cs="Arial"/>
                 <w:lang w:val="pt-PT"/>
               </w:rPr>
             </w:pPr>
             <w:r>
               <w:rPr>
-                <w:rFonts w:ascii="Courier New" w:hAnsi="Courier New"/>
+                <w:rFonts w:ascii="Arial" w:hAnsi="Arial" w:cs="Arial"/>
                 <w:b/>
                 <w:color w:val="1E1E1E"/>
                 <w:sz w:val="20"/>
@@ -814,38 +883,31 @@
               <w:spacing w:after="120"/>
               <w:jc w:val="right"/>
               <w:rPr>
+                <w:rFonts w:ascii="Arial" w:hAnsi="Arial" w:cs="Arial"/>
                 <w:lang w:val="pt-PT"/>
               </w:rPr>
             </w:pPr>
             <w:r>
               <w:rPr>
-                <w:rFonts w:ascii="Courier New" w:hAnsi="Courier New"/>
+                <w:rFonts w:ascii="Arial" w:hAnsi="Arial" w:cs="Arial"/>
                 <w:color w:val="1E1E1E"/>
                 <w:sz w:val="20"/>
                 <w:lang w:val="pt-PT"/>
               </w:rPr>
-              <w:t>Bissau, ____ de _____</w:t>
-            </w:r>
-            <w:r>
-              <w:rPr>
-                <w:rFonts w:ascii="Courier New" w:hAnsi="Courier New"/>
-                <w:color w:val="1E1E1E"/>
-                <w:sz w:val="20"/>
-                <w:lang w:val="pt-PT"/>
-              </w:rPr>
-              <w:t>__________ de 2026</w:t>
+              <w:t>Bissau, ____ de _______________ de 2026</w:t>
             </w:r>
           </w:p>
           <w:p>
             <w:pPr>
               <w:spacing w:after="120"/>
               <w:rPr>
+                <w:rFonts w:ascii="Arial" w:hAnsi="Arial" w:cs="Arial"/>
                 <w:lang w:val="pt-PT"/>
               </w:rPr>
             </w:pPr>
             <w:r>
               <w:rPr>
-                <w:rFonts w:ascii="Courier New" w:hAnsi="Courier New"/>
+                <w:rFonts w:ascii="Arial" w:hAnsi="Arial" w:cs="Arial"/>
                 <w:b/>
                 <w:color w:val="1E1E1E"/>
                 <w:sz w:val="20"/>
@@ -856,7 +918,7 @@
             </w:r>
             <w:r>
               <w:rPr>
-                <w:rFonts w:ascii="Courier New" w:hAnsi="Courier New"/>
+                <w:rFonts w:ascii="Arial" w:hAnsi="Arial" w:cs="Arial"/>
                 <w:b/>
                 <w:color w:val="1E1E1E"/>
                 <w:sz w:val="20"/>
@@ -867,7 +929,7 @@
             </w:r>
             <w:r>
               <w:rPr>
-                <w:rFonts w:ascii="Courier New" w:hAnsi="Courier New"/>
+                <w:rFonts w:ascii="Arial" w:hAnsi="Arial" w:cs="Arial"/>
                 <w:b/>
                 <w:color w:val="1E1E1E"/>
                 <w:sz w:val="20"/>
@@ -878,7 +940,7 @@
             </w:r>
             <w:r>
               <w:rPr>
-                <w:rFonts w:ascii="Courier New" w:hAnsi="Courier New"/>
+                <w:rFonts w:ascii="Arial" w:hAnsi="Arial" w:cs="Arial"/>
                 <w:b/>
                 <w:color w:val="1E1E1E"/>
                 <w:sz w:val="20"/>
@@ -892,12 +954,13 @@
             <w:pPr>
               <w:spacing w:after="120"/>
               <w:rPr>
+                <w:rFonts w:ascii="Arial" w:hAnsi="Arial" w:cs="Arial"/>
                 <w:lang w:val="pt-PT"/>
               </w:rPr>
             </w:pPr>
             <w:r>
               <w:rPr>
-                <w:rFonts w:ascii="Courier New" w:hAnsi="Courier New"/>
+                <w:rFonts w:ascii="Arial" w:hAnsi="Arial" w:cs="Arial"/>
                 <w:b/>
                 <w:color w:val="1E1E1E"/>
                 <w:sz w:val="20"/>
@@ -910,29 +973,23 @@
           <w:p>
             <w:pPr>
               <w:spacing w:after="120"/>
+              <w:rPr>
+                <w:rFonts w:ascii="Arial" w:hAnsi="Arial" w:cs="Arial"/>
+              </w:rPr>
             </w:pPr>
             <w:r>
               <w:rPr>
-                <w:rFonts w:ascii="Courier New" w:hAnsi="Courier New"/>
+                <w:rFonts w:ascii="Arial" w:hAnsi="Arial" w:cs="Arial"/>
                 <w:color w:val="1E1E1E"/>
                 <w:sz w:val="20"/>
                 <w:lang w:val="pt-PT"/>
               </w:rPr>
               <w:br/>
-              <w:t>Excelentíssimo Se</w:t>
+              <w:t>Excelentíssimo Senhor Diretor,</w:t>
             </w:r>
             <w:r>
               <w:rPr>
-                <w:rFonts w:ascii="Courier New" w:hAnsi="Courier New"/>
-                <w:color w:val="1E1E1E"/>
-                <w:sz w:val="20"/>
-                <w:lang w:val="pt-PT"/>
-              </w:rPr>
-              <w:t>nhor Diretor,</w:t>
-            </w:r>
-            <w:r>
-              <w:rPr>
-                <w:rFonts w:ascii="Courier New" w:hAnsi="Courier New"/>
+                <w:rFonts w:ascii="Arial" w:hAnsi="Arial" w:cs="Arial"/>
                 <w:color w:val="1E1E1E"/>
                 <w:sz w:val="20"/>
                 <w:lang w:val="pt-PT"/>
@@ -941,26 +998,17 @@
             </w:r>
             <w:r>
               <w:rPr>
-                <w:rFonts w:ascii="Courier New" w:hAnsi="Courier New"/>
+                <w:rFonts w:ascii="Arial" w:hAnsi="Arial" w:cs="Arial"/>
                 <w:color w:val="1E1E1E"/>
                 <w:sz w:val="20"/>
                 <w:lang w:val="pt-PT"/>
               </w:rPr>
               <w:br/>
-              <w:t>A Ordem dos Advogados da Guiné-Bissau (OAGB) encontra-se em processo de modernização e digitalização dos seus serviços de tesouraria. Neste âmbito, procedemos ao desenvolvimento do nosso novo Portal Institucional, que visa facilitar a inscri</w:t>
+              <w:t>A Ordem dos Advogados da Guiné-Bissau (OAGB) encontra-se em processo de modernização e digitalização dos seus serviços de tesouraria. Neste âmbito, procedemos ao desenvolvimento do nosso novo Portal Institucional, que visa facilitar a inscrição digital de novos membros e o pagamento regular de joias de inscrição e quotas profissionais de forma segura e célere.</w:t>
             </w:r>
             <w:r>
               <w:rPr>
-                <w:rFonts w:ascii="Courier New" w:hAnsi="Courier New"/>
-                <w:color w:val="1E1E1E"/>
-                <w:sz w:val="20"/>
-                <w:lang w:val="pt-PT"/>
-              </w:rPr>
-              <w:t>ção digital de novos membros e o pagamento regular de joias de inscrição e quotas profissionais de forma segura e célere.</w:t>
-            </w:r>
-            <w:r>
-              <w:rPr>
-                <w:rFonts w:ascii="Courier New" w:hAnsi="Courier New"/>
+                <w:rFonts w:ascii="Arial" w:hAnsi="Arial" w:cs="Arial"/>
                 <w:color w:val="1E1E1E"/>
                 <w:sz w:val="20"/>
                 <w:lang w:val="pt-PT"/>
@@ -969,26 +1017,17 @@
             </w:r>
             <w:r>
               <w:rPr>
-                <w:rFonts w:ascii="Courier New" w:hAnsi="Courier New"/>
+                <w:rFonts w:ascii="Arial" w:hAnsi="Arial" w:cs="Arial"/>
                 <w:color w:val="1E1E1E"/>
                 <w:sz w:val="20"/>
                 <w:lang w:val="pt-PT"/>
               </w:rPr>
               <w:br/>
-              <w:t xml:space="preserve">Considerando a ampla cobertura da rede Orange Money e a sua relevância na economia digital nacional, vimos por este meio solicitar a </w:t>
+              <w:t>Considerando a ampla cobertura da rede Orange Money e a sua relevância na economia digital nacional, vimos por este meio solicitar a integração oficial da vossa plataforma de pagamentos no nosso portal.</w:t>
             </w:r>
             <w:r>
               <w:rPr>
-                <w:rFonts w:ascii="Courier New" w:hAnsi="Courier New"/>
-                <w:color w:val="1E1E1E"/>
-                <w:sz w:val="20"/>
-                <w:lang w:val="pt-PT"/>
-              </w:rPr>
-              <w:t>integração oficial da vossa plataforma de pagamentos no nosso portal.</w:t>
-            </w:r>
-            <w:r>
-              <w:rPr>
-                <w:rFonts w:ascii="Courier New" w:hAnsi="Courier New"/>
+                <w:rFonts w:ascii="Arial" w:hAnsi="Arial" w:cs="Arial"/>
                 <w:color w:val="1E1E1E"/>
                 <w:sz w:val="20"/>
                 <w:lang w:val="pt-PT"/>
@@ -997,7 +1036,7 @@
             </w:r>
             <w:r>
               <w:rPr>
-                <w:rFonts w:ascii="Courier New" w:hAnsi="Courier New"/>
+                <w:rFonts w:ascii="Arial" w:hAnsi="Arial" w:cs="Arial"/>
                 <w:color w:val="1E1E1E"/>
                 <w:sz w:val="20"/>
                 <w:lang w:val="pt-PT"/>
@@ -1007,7 +1046,7 @@
             </w:r>
             <w:r>
               <w:rPr>
-                <w:rFonts w:ascii="Courier New" w:hAnsi="Courier New"/>
+                <w:rFonts w:ascii="Arial" w:hAnsi="Arial" w:cs="Arial"/>
                 <w:color w:val="1E1E1E"/>
                 <w:sz w:val="20"/>
                 <w:lang w:val="pt-PT"/>
@@ -1017,45 +1056,27 @@
             </w:r>
             <w:r>
               <w:rPr>
-                <w:rFonts w:ascii="Courier New" w:hAnsi="Courier New"/>
+                <w:rFonts w:ascii="Arial" w:hAnsi="Arial" w:cs="Arial"/>
                 <w:color w:val="1E1E1E"/>
                 <w:sz w:val="20"/>
                 <w:lang w:val="pt-PT"/>
               </w:rPr>
               <w:br/>
-              <w:t>2. Disponibilização de credenciais de pr</w:t>
+              <w:t>2. Disponibilização de credenciais de produção para a API de Cobranças Móveis com suporte a USSD Push (Request-to-Pay), garantindo que os nossos membros possam autorizar os pagamentos digitando o respetivo PIN no ecrã dos seus telemóveis sem sair do portal OAGB;</w:t>
             </w:r>
             <w:r>
               <w:rPr>
-                <w:rFonts w:ascii="Courier New" w:hAnsi="Courier New"/>
-                <w:color w:val="1E1E1E"/>
-                <w:sz w:val="20"/>
-                <w:lang w:val="pt-PT"/>
-              </w:rPr>
-              <w:t>odução para a API de Cobranças Móveis com suporte a USSD Push (Request-to-Pay), garantindo que os nossos membros possam autorizar os pagamentos digitando o respetivo PIN no ecrã dos seus telemóveis sem sair do portal OAGB;</w:t>
-            </w:r>
-            <w:r>
-              <w:rPr>
-                <w:rFonts w:ascii="Courier New" w:hAnsi="Courier New"/>
+                <w:rFonts w:ascii="Arial" w:hAnsi="Arial" w:cs="Arial"/>
                 <w:color w:val="1E1E1E"/>
                 <w:sz w:val="20"/>
                 <w:lang w:val="pt-PT"/>
               </w:rPr>
               <w:br/>
-              <w:t>3. Emissão dos dados técnicos nec</w:t>
+              <w:t>3. Emissão dos dados técnicos necessários (Client ID, Client Secret e Merchant Key) para conclusão do setup tecnológico por parte da nossa equipa de desenvolvimento.</w:t>
             </w:r>
             <w:r>
               <w:rPr>
-                <w:rFonts w:ascii="Courier New" w:hAnsi="Courier New"/>
-                <w:color w:val="1E1E1E"/>
-                <w:sz w:val="20"/>
-                <w:lang w:val="pt-PT"/>
-              </w:rPr>
-              <w:t>essários (Client ID, Client Secret e Merchant Key) para conclusão do setup tecnológico por parte da nossa equipa de desenvolvimento.</w:t>
-            </w:r>
-            <w:r>
-              <w:rPr>
-                <w:rFonts w:ascii="Courier New" w:hAnsi="Courier New"/>
+                <w:rFonts w:ascii="Arial" w:hAnsi="Arial" w:cs="Arial"/>
                 <w:color w:val="1E1E1E"/>
                 <w:sz w:val="20"/>
                 <w:lang w:val="pt-PT"/>
@@ -1064,26 +1085,17 @@
             </w:r>
             <w:r>
               <w:rPr>
-                <w:rFonts w:ascii="Courier New" w:hAnsi="Courier New"/>
+                <w:rFonts w:ascii="Arial" w:hAnsi="Arial" w:cs="Arial"/>
                 <w:color w:val="1E1E1E"/>
                 <w:sz w:val="20"/>
                 <w:lang w:val="pt-PT"/>
               </w:rPr>
               <w:br/>
-              <w:t>Informamos que a interface do portal já se encontra totalmente programada e devidamente testada, necessitando unicamente d</w:t>
+              <w:t>Informamos que a interface do portal já se encontra totalmente programada e devidamente testada, necessitando unicamente da conexão com a vossa API real para iniciar a produção de cobranças efetivas.</w:t>
             </w:r>
             <w:r>
               <w:rPr>
-                <w:rFonts w:ascii="Courier New" w:hAnsi="Courier New"/>
-                <w:color w:val="1E1E1E"/>
-                <w:sz w:val="20"/>
-                <w:lang w:val="pt-PT"/>
-              </w:rPr>
-              <w:t>a conexão com a vossa API real para iniciar a produção de cobranças efetivas.</w:t>
-            </w:r>
-            <w:r>
-              <w:rPr>
-                <w:rFonts w:ascii="Courier New" w:hAnsi="Courier New"/>
+                <w:rFonts w:ascii="Arial" w:hAnsi="Arial" w:cs="Arial"/>
                 <w:color w:val="1E1E1E"/>
                 <w:sz w:val="20"/>
                 <w:lang w:val="pt-PT"/>
@@ -1092,27 +1104,27 @@
             </w:r>
             <w:r>
               <w:rPr>
-                <w:rFonts w:ascii="Courier New" w:hAnsi="Courier New"/>
+                <w:rFonts w:ascii="Arial" w:hAnsi="Arial" w:cs="Arial"/>
+                <w:color w:val="1E1E1E"/>
+                <w:sz w:val="20"/>
+                <w:lang w:val="pt-PT"/>
+              </w:rPr>
+              <w:br/>
+              <w:t xml:space="preserve">Certos da vossa melhor atenção e espírito de parceria, manifestamos a nossa inteira disponibilidade para reuniões técnicas complementares e aproveitamos a oportunidade para endereçar os nossos </w:t>
+            </w:r>
+            <w:r>
+              <w:rPr>
+                <w:rFonts w:ascii="Arial" w:hAnsi="Arial" w:cs="Arial"/>
                 <w:color w:val="1E1E1E"/>
                 <w:sz w:val="20"/>
                 <w:lang w:val="pt-PT"/>
               </w:rPr>
               <w:lastRenderedPageBreak/>
-              <w:br/>
-              <w:t>Certos da vossa melhor atenção e espírito de parceria, manifestamos a nossa inteira disponibilidade para reuniões técnicas complementares e aproveitamos a oportunidade para ende</w:t>
+              <w:t>melhores cumprimentos.</w:t>
             </w:r>
             <w:r>
               <w:rPr>
-                <w:rFonts w:ascii="Courier New" w:hAnsi="Courier New"/>
-                <w:color w:val="1E1E1E"/>
-                <w:sz w:val="20"/>
-                <w:lang w:val="pt-PT"/>
-              </w:rPr>
-              <w:t>reçar os nossos melhores cumprimentos.</w:t>
-            </w:r>
-            <w:r>
-              <w:rPr>
-                <w:rFonts w:ascii="Courier New" w:hAnsi="Courier New"/>
+                <w:rFonts w:ascii="Arial" w:hAnsi="Arial" w:cs="Arial"/>
                 <w:color w:val="1E1E1E"/>
                 <w:sz w:val="20"/>
                 <w:lang w:val="pt-PT"/>
@@ -1121,7 +1133,7 @@
             </w:r>
             <w:r>
               <w:rPr>
-                <w:rFonts w:ascii="Courier New" w:hAnsi="Courier New"/>
+                <w:rFonts w:ascii="Arial" w:hAnsi="Arial" w:cs="Arial"/>
                 <w:color w:val="1E1E1E"/>
                 <w:sz w:val="20"/>
                 <w:lang w:val="pt-PT"/>
@@ -1130,7 +1142,7 @@
             </w:r>
             <w:r>
               <w:rPr>
-                <w:rFonts w:ascii="Courier New" w:hAnsi="Courier New"/>
+                <w:rFonts w:ascii="Arial" w:hAnsi="Arial" w:cs="Arial"/>
                 <w:color w:val="1E1E1E"/>
                 <w:sz w:val="20"/>
               </w:rPr>
@@ -1138,7 +1150,7 @@
             </w:r>
             <w:r>
               <w:rPr>
-                <w:rFonts w:ascii="Courier New" w:hAnsi="Courier New"/>
+                <w:rFonts w:ascii="Arial" w:hAnsi="Arial" w:cs="Arial"/>
                 <w:color w:val="1E1E1E"/>
                 <w:sz w:val="20"/>
               </w:rPr>
@@ -1146,7 +1158,7 @@
             </w:r>
             <w:r>
               <w:rPr>
-                <w:rFonts w:ascii="Courier New" w:hAnsi="Courier New"/>
+                <w:rFonts w:ascii="Arial" w:hAnsi="Arial" w:cs="Arial"/>
                 <w:color w:val="1E1E1E"/>
                 <w:sz w:val="20"/>
               </w:rPr>
@@ -1154,7 +1166,7 @@
             </w:r>
             <w:r>
               <w:rPr>
-                <w:rFonts w:ascii="Courier New" w:hAnsi="Courier New"/>
+                <w:rFonts w:ascii="Arial" w:hAnsi="Arial" w:cs="Arial"/>
                 <w:color w:val="1E1E1E"/>
                 <w:sz w:val="20"/>
               </w:rPr>
@@ -1163,7 +1175,7 @@
             </w:r>
             <w:r>
               <w:rPr>
-                <w:rFonts w:ascii="Courier New" w:hAnsi="Courier New"/>
+                <w:rFonts w:ascii="Arial" w:hAnsi="Arial" w:cs="Arial"/>
                 <w:color w:val="1E1E1E"/>
                 <w:sz w:val="20"/>
               </w:rPr>
@@ -1175,7 +1187,15 @@
       </w:tr>
     </w:tbl>
     <w:p>
+      <w:pPr>
+        <w:rPr>
+          <w:rFonts w:ascii="Arial" w:hAnsi="Arial" w:cs="Arial"/>
+        </w:rPr>
+      </w:pPr>
       <w:r>
+        <w:rPr>
+          <w:rFonts w:ascii="Arial" w:hAnsi="Arial" w:cs="Arial"/>
+        </w:rPr>
         <w:lastRenderedPageBreak/>
         <w:br w:type="page"/>
       </w:r>
@@ -1185,12 +1205,13 @@
         <w:keepNext/>
         <w:spacing w:before="280" w:after="120"/>
         <w:rPr>
+          <w:rFonts w:ascii="Arial" w:hAnsi="Arial" w:cs="Arial"/>
           <w:lang w:val="pt-PT"/>
         </w:rPr>
       </w:pPr>
       <w:r>
         <w:rPr>
-          <w:rFonts w:ascii="Arial" w:hAnsi="Arial"/>
+          <w:rFonts w:ascii="Arial" w:hAnsi="Arial" w:cs="Arial"/>
           <w:b/>
           <w:color w:val="4D1C21"/>
           <w:sz w:val="26"/>
@@ -1220,12 +1241,13 @@
               <w:spacing w:after="120"/>
               <w:jc w:val="center"/>
               <w:rPr>
+                <w:rFonts w:ascii="Arial" w:hAnsi="Arial" w:cs="Arial"/>
                 <w:lang w:val="pt-PT"/>
               </w:rPr>
             </w:pPr>
             <w:r>
               <w:rPr>
-                <w:rFonts w:ascii="Courier New" w:hAnsi="Courier New"/>
+                <w:rFonts w:ascii="Arial" w:hAnsi="Arial" w:cs="Arial"/>
                 <w:b/>
                 <w:color w:val="1E1E1E"/>
                 <w:sz w:val="20"/>
@@ -1239,28 +1261,19 @@
               <w:spacing w:after="120"/>
               <w:jc w:val="center"/>
               <w:rPr>
+                <w:rFonts w:ascii="Arial" w:hAnsi="Arial" w:cs="Arial"/>
                 <w:lang w:val="pt-PT"/>
               </w:rPr>
             </w:pPr>
             <w:r>
               <w:rPr>
-                <w:rFonts w:ascii="Courier New" w:hAnsi="Courier New"/>
+                <w:rFonts w:ascii="Arial" w:hAnsi="Arial" w:cs="Arial"/>
                 <w:b/>
                 <w:color w:val="1E1E1E"/>
                 <w:sz w:val="20"/>
                 <w:lang w:val="pt-PT"/>
               </w:rPr>
-              <w:t>Conselho Nacio</w:t>
-            </w:r>
-            <w:r>
-              <w:rPr>
-                <w:rFonts w:ascii="Courier New" w:hAnsi="Courier New"/>
-                <w:b/>
-                <w:color w:val="1E1E1E"/>
-                <w:sz w:val="20"/>
-                <w:lang w:val="pt-PT"/>
-              </w:rPr>
-              <w:t>nal - Direção Executiva</w:t>
+              <w:t>Conselho Nacional - Direção Executiva</w:t>
             </w:r>
           </w:p>
           <w:p>
@@ -1268,12 +1281,13 @@
               <w:spacing w:after="120"/>
               <w:jc w:val="right"/>
               <w:rPr>
+                <w:rFonts w:ascii="Arial" w:hAnsi="Arial" w:cs="Arial"/>
                 <w:lang w:val="pt-PT"/>
               </w:rPr>
             </w:pPr>
             <w:r>
               <w:rPr>
-                <w:rFonts w:ascii="Courier New" w:hAnsi="Courier New"/>
+                <w:rFonts w:ascii="Arial" w:hAnsi="Arial" w:cs="Arial"/>
                 <w:color w:val="1E1E1E"/>
                 <w:sz w:val="20"/>
                 <w:lang w:val="pt-PT"/>
@@ -1285,12 +1299,13 @@
             <w:pPr>
               <w:spacing w:after="120"/>
               <w:rPr>
+                <w:rFonts w:ascii="Arial" w:hAnsi="Arial" w:cs="Arial"/>
                 <w:lang w:val="pt-PT"/>
               </w:rPr>
             </w:pPr>
             <w:r>
               <w:rPr>
-                <w:rFonts w:ascii="Courier New" w:hAnsi="Courier New"/>
+                <w:rFonts w:ascii="Arial" w:hAnsi="Arial" w:cs="Arial"/>
                 <w:b/>
                 <w:color w:val="1E1E1E"/>
                 <w:sz w:val="20"/>
@@ -1301,7 +1316,7 @@
             </w:r>
             <w:r>
               <w:rPr>
-                <w:rFonts w:ascii="Courier New" w:hAnsi="Courier New"/>
+                <w:rFonts w:ascii="Arial" w:hAnsi="Arial" w:cs="Arial"/>
                 <w:b/>
                 <w:color w:val="1E1E1E"/>
                 <w:sz w:val="20"/>
@@ -1312,7 +1327,7 @@
             </w:r>
             <w:r>
               <w:rPr>
-                <w:rFonts w:ascii="Courier New" w:hAnsi="Courier New"/>
+                <w:rFonts w:ascii="Arial" w:hAnsi="Arial" w:cs="Arial"/>
                 <w:b/>
                 <w:color w:val="1E1E1E"/>
                 <w:sz w:val="20"/>
@@ -1323,7 +1338,7 @@
             </w:r>
             <w:r>
               <w:rPr>
-                <w:rFonts w:ascii="Courier New" w:hAnsi="Courier New"/>
+                <w:rFonts w:ascii="Arial" w:hAnsi="Arial" w:cs="Arial"/>
                 <w:b/>
                 <w:color w:val="1E1E1E"/>
                 <w:sz w:val="20"/>
@@ -1337,38 +1352,32 @@
             <w:pPr>
               <w:spacing w:after="120"/>
               <w:rPr>
+                <w:rFonts w:ascii="Arial" w:hAnsi="Arial" w:cs="Arial"/>
                 <w:lang w:val="pt-PT"/>
               </w:rPr>
             </w:pPr>
             <w:r>
               <w:rPr>
-                <w:rFonts w:ascii="Courier New" w:hAnsi="Courier New"/>
+                <w:rFonts w:ascii="Arial" w:hAnsi="Arial" w:cs="Arial"/>
                 <w:b/>
                 <w:color w:val="1E1E1E"/>
                 <w:sz w:val="20"/>
                 <w:lang w:val="pt-PT"/>
               </w:rPr>
               <w:br/>
-              <w:t xml:space="preserve">Assunto: Solicitação de Integração de Cobrança Online (MTN MoMo Collections API / </w:t>
-            </w:r>
-            <w:r>
-              <w:rPr>
-                <w:rFonts w:ascii="Courier New" w:hAnsi="Courier New"/>
-                <w:b/>
-                <w:color w:val="1E1E1E"/>
-                <w:sz w:val="20"/>
-                <w:lang w:val="pt-PT"/>
-              </w:rPr>
-              <w:t>Request-to-Pay)</w:t>
+              <w:t>Assunto: Solicitação de Integração de Cobrança Online (MTN MoMo Collections API / Request-to-Pay)</w:t>
             </w:r>
           </w:p>
           <w:p>
             <w:pPr>
               <w:spacing w:after="120"/>
+              <w:rPr>
+                <w:rFonts w:ascii="Arial" w:hAnsi="Arial" w:cs="Arial"/>
+              </w:rPr>
             </w:pPr>
             <w:r>
               <w:rPr>
-                <w:rFonts w:ascii="Courier New" w:hAnsi="Courier New"/>
+                <w:rFonts w:ascii="Arial" w:hAnsi="Arial" w:cs="Arial"/>
                 <w:color w:val="1E1E1E"/>
                 <w:sz w:val="20"/>
                 <w:lang w:val="pt-PT"/>
@@ -1378,7 +1387,7 @@
             </w:r>
             <w:r>
               <w:rPr>
-                <w:rFonts w:ascii="Courier New" w:hAnsi="Courier New"/>
+                <w:rFonts w:ascii="Arial" w:hAnsi="Arial" w:cs="Arial"/>
                 <w:color w:val="1E1E1E"/>
                 <w:sz w:val="20"/>
                 <w:lang w:val="pt-PT"/>
@@ -1387,26 +1396,17 @@
             </w:r>
             <w:r>
               <w:rPr>
-                <w:rFonts w:ascii="Courier New" w:hAnsi="Courier New"/>
+                <w:rFonts w:ascii="Arial" w:hAnsi="Arial" w:cs="Arial"/>
                 <w:color w:val="1E1E1E"/>
                 <w:sz w:val="20"/>
                 <w:lang w:val="pt-PT"/>
               </w:rPr>
               <w:br/>
-              <w:t>A Ordem dos Advogados da Guiné-Bissau (OAGB) encontra-se em processo de modernização e digitalização dos seus serviços de tesouraria. Neste âmbito, procedemos ao desenvolvimento do nosso novo Portal Instituc</w:t>
+              <w:t>A Ordem dos Advogados da Guiné-Bissau (OAGB) encontra-se em processo de modernização e digitalização dos seus serviços de tesouraria. Neste âmbito, procedemos ao desenvolvimento do nosso novo Portal Institucional, que visa facilitar a inscrição digital de novos membros e o pagamento regular de joias de inscrição e quotas profissionais de forma segura e célere.</w:t>
             </w:r>
             <w:r>
               <w:rPr>
-                <w:rFonts w:ascii="Courier New" w:hAnsi="Courier New"/>
-                <w:color w:val="1E1E1E"/>
-                <w:sz w:val="20"/>
-                <w:lang w:val="pt-PT"/>
-              </w:rPr>
-              <w:t>ional, que visa facilitar a inscrição digital de novos membros e o pagamento regular de joias de inscrição e quotas profissionais de forma segura e célere.</w:t>
-            </w:r>
-            <w:r>
-              <w:rPr>
-                <w:rFonts w:ascii="Courier New" w:hAnsi="Courier New"/>
+                <w:rFonts w:ascii="Arial" w:hAnsi="Arial" w:cs="Arial"/>
                 <w:color w:val="1E1E1E"/>
                 <w:sz w:val="20"/>
                 <w:lang w:val="pt-PT"/>
@@ -1415,26 +1415,17 @@
             </w:r>
             <w:r>
               <w:rPr>
-                <w:rFonts w:ascii="Courier New" w:hAnsi="Courier New"/>
+                <w:rFonts w:ascii="Arial" w:hAnsi="Arial" w:cs="Arial"/>
                 <w:color w:val="1E1E1E"/>
                 <w:sz w:val="20"/>
                 <w:lang w:val="pt-PT"/>
               </w:rPr>
               <w:br/>
-              <w:t>Considerando a ampla cobertura da rede MTN Mobile Money e o seu papel de relevo na inclusão finance</w:t>
+              <w:t>Considerando a ampla cobertura da rede MTN Mobile Money e o seu papel de relevo na inclusão financeira digital no país, vimos por este meio solicitar a integração oficial da vossa plataforma de pagamentos no nosso portal.</w:t>
             </w:r>
             <w:r>
               <w:rPr>
-                <w:rFonts w:ascii="Courier New" w:hAnsi="Courier New"/>
-                <w:color w:val="1E1E1E"/>
-                <w:sz w:val="20"/>
-                <w:lang w:val="pt-PT"/>
-              </w:rPr>
-              <w:t>ira digital no país, vimos por este meio solicitar a integração oficial da vossa plataforma de pagamentos no nosso portal.</w:t>
-            </w:r>
-            <w:r>
-              <w:rPr>
-                <w:rFonts w:ascii="Courier New" w:hAnsi="Courier New"/>
+                <w:rFonts w:ascii="Arial" w:hAnsi="Arial" w:cs="Arial"/>
                 <w:color w:val="1E1E1E"/>
                 <w:sz w:val="20"/>
                 <w:lang w:val="pt-PT"/>
@@ -1443,7 +1434,7 @@
             </w:r>
             <w:r>
               <w:rPr>
-                <w:rFonts w:ascii="Courier New" w:hAnsi="Courier New"/>
+                <w:rFonts w:ascii="Arial" w:hAnsi="Arial" w:cs="Arial"/>
                 <w:color w:val="1E1E1E"/>
                 <w:sz w:val="20"/>
                 <w:lang w:val="pt-PT"/>
@@ -1453,26 +1444,17 @@
             </w:r>
             <w:r>
               <w:rPr>
-                <w:rFonts w:ascii="Courier New" w:hAnsi="Courier New"/>
+                <w:rFonts w:ascii="Arial" w:hAnsi="Arial" w:cs="Arial"/>
                 <w:color w:val="1E1E1E"/>
                 <w:sz w:val="20"/>
                 <w:lang w:val="pt-PT"/>
               </w:rPr>
               <w:br/>
-              <w:t>1. Abertura de uma Conta Corporativa de Comerciante (Merchant Account) associada à conta bancária ofic</w:t>
+              <w:t>1. Abertura de uma Conta Corporativa de Comerciante (Merchant Account) associada à conta bancária oficial da OAGB;</w:t>
             </w:r>
             <w:r>
               <w:rPr>
-                <w:rFonts w:ascii="Courier New" w:hAnsi="Courier New"/>
-                <w:color w:val="1E1E1E"/>
-                <w:sz w:val="20"/>
-                <w:lang w:val="pt-PT"/>
-              </w:rPr>
-              <w:t>ial da OAGB;</w:t>
-            </w:r>
-            <w:r>
-              <w:rPr>
-                <w:rFonts w:ascii="Courier New" w:hAnsi="Courier New"/>
+                <w:rFonts w:ascii="Arial" w:hAnsi="Arial" w:cs="Arial"/>
                 <w:color w:val="1E1E1E"/>
                 <w:sz w:val="20"/>
                 <w:lang w:val="pt-PT"/>
@@ -1482,26 +1464,17 @@
             </w:r>
             <w:r>
               <w:rPr>
-                <w:rFonts w:ascii="Courier New" w:hAnsi="Courier New"/>
+                <w:rFonts w:ascii="Arial" w:hAnsi="Arial" w:cs="Arial"/>
                 <w:color w:val="1E1E1E"/>
                 <w:sz w:val="20"/>
                 <w:lang w:val="pt-PT"/>
               </w:rPr>
               <w:br/>
-              <w:t>3. Emissão e disponibilização técnica das respetivas chav</w:t>
+              <w:t>3. Emissão e disponibilização técnica das respetivas chaves de acesso (Subscription Key, API User e API Key) para que a nossa equipa de engenharia de software conclua a ligação.</w:t>
             </w:r>
             <w:r>
               <w:rPr>
-                <w:rFonts w:ascii="Courier New" w:hAnsi="Courier New"/>
-                <w:color w:val="1E1E1E"/>
-                <w:sz w:val="20"/>
-                <w:lang w:val="pt-PT"/>
-              </w:rPr>
-              <w:t>es de acesso (Subscription Key, API User e API Key) para que a nossa equipa de engenharia de software conclua a ligação.</w:t>
-            </w:r>
-            <w:r>
-              <w:rPr>
-                <w:rFonts w:ascii="Courier New" w:hAnsi="Courier New"/>
+                <w:rFonts w:ascii="Arial" w:hAnsi="Arial" w:cs="Arial"/>
                 <w:color w:val="1E1E1E"/>
                 <w:sz w:val="20"/>
                 <w:lang w:val="pt-PT"/>
@@ -1510,26 +1483,17 @@
             </w:r>
             <w:r>
               <w:rPr>
-                <w:rFonts w:ascii="Courier New" w:hAnsi="Courier New"/>
+                <w:rFonts w:ascii="Arial" w:hAnsi="Arial" w:cs="Arial"/>
                 <w:color w:val="1E1E1E"/>
                 <w:sz w:val="20"/>
                 <w:lang w:val="pt-PT"/>
               </w:rPr>
               <w:br/>
-              <w:t>Salientamos que a infraestrutura e a interface visual do portal OAGB já se encontram totalmente prontas e devidamente validadas, neces</w:t>
+              <w:t>Salientamos que a infraestrutura e a interface visual do portal OAGB já se encontram totalmente prontas e devidamente validadas, necessitando unicamente da libertação do acesso em produção por parte da MTN MoMo para disponibilizarmos as cobranças digitais em ambiente real aos nossos advogados.</w:t>
             </w:r>
             <w:r>
               <w:rPr>
-                <w:rFonts w:ascii="Courier New" w:hAnsi="Courier New"/>
-                <w:color w:val="1E1E1E"/>
-                <w:sz w:val="20"/>
-                <w:lang w:val="pt-PT"/>
-              </w:rPr>
-              <w:t>sitando unicamente da libertação do acesso em produção por parte da MTN MoMo para disponibilizarmos as cobranças digitais em ambiente real aos nossos advogados.</w:t>
-            </w:r>
-            <w:r>
-              <w:rPr>
-                <w:rFonts w:ascii="Courier New" w:hAnsi="Courier New"/>
+                <w:rFonts w:ascii="Arial" w:hAnsi="Arial" w:cs="Arial"/>
                 <w:color w:val="1E1E1E"/>
                 <w:sz w:val="20"/>
                 <w:lang w:val="pt-PT"/>
@@ -1538,26 +1502,17 @@
             </w:r>
             <w:r>
               <w:rPr>
-                <w:rFonts w:ascii="Courier New" w:hAnsi="Courier New"/>
+                <w:rFonts w:ascii="Arial" w:hAnsi="Arial" w:cs="Arial"/>
                 <w:color w:val="1E1E1E"/>
                 <w:sz w:val="20"/>
                 <w:lang w:val="pt-PT"/>
               </w:rPr>
               <w:br/>
-              <w:t>Na expetativa de uma resposta favorável e da assinatura da respetiva parceria institucional, a</w:t>
+              <w:t>Na expetativa de uma resposta favorável e da assinatura da respetiva parceria institucional, aproveitamos a oportunidade para endereçar os nossos melhores cumprimentos.</w:t>
             </w:r>
             <w:r>
               <w:rPr>
-                <w:rFonts w:ascii="Courier New" w:hAnsi="Courier New"/>
-                <w:color w:val="1E1E1E"/>
-                <w:sz w:val="20"/>
-                <w:lang w:val="pt-PT"/>
-              </w:rPr>
-              <w:t>proveitamos a oportunidade para endereçar os nossos melhores cumprimentos.</w:t>
-            </w:r>
-            <w:r>
-              <w:rPr>
-                <w:rFonts w:ascii="Courier New" w:hAnsi="Courier New"/>
+                <w:rFonts w:ascii="Arial" w:hAnsi="Arial" w:cs="Arial"/>
                 <w:color w:val="1E1E1E"/>
                 <w:sz w:val="20"/>
                 <w:lang w:val="pt-PT"/>
@@ -1566,7 +1521,7 @@
             </w:r>
             <w:r>
               <w:rPr>
-                <w:rFonts w:ascii="Courier New" w:hAnsi="Courier New"/>
+                <w:rFonts w:ascii="Arial" w:hAnsi="Arial" w:cs="Arial"/>
                 <w:color w:val="1E1E1E"/>
                 <w:sz w:val="20"/>
                 <w:lang w:val="pt-PT"/>
@@ -1575,7 +1530,7 @@
             </w:r>
             <w:r>
               <w:rPr>
-                <w:rFonts w:ascii="Courier New" w:hAnsi="Courier New"/>
+                <w:rFonts w:ascii="Arial" w:hAnsi="Arial" w:cs="Arial"/>
                 <w:color w:val="1E1E1E"/>
                 <w:sz w:val="20"/>
               </w:rPr>
@@ -1583,7 +1538,7 @@
             </w:r>
             <w:r>
               <w:rPr>
-                <w:rFonts w:ascii="Courier New" w:hAnsi="Courier New"/>
+                <w:rFonts w:ascii="Arial" w:hAnsi="Arial" w:cs="Arial"/>
                 <w:color w:val="1E1E1E"/>
                 <w:sz w:val="20"/>
               </w:rPr>
@@ -1591,16 +1546,15 @@
             </w:r>
             <w:r>
               <w:rPr>
-                <w:rFonts w:ascii="Courier New" w:hAnsi="Courier New"/>
+                <w:rFonts w:ascii="Arial" w:hAnsi="Arial" w:cs="Arial"/>
                 <w:color w:val="1E1E1E"/>
                 <w:sz w:val="20"/>
               </w:rPr>
-              <w:lastRenderedPageBreak/>
               <w:br/>
             </w:r>
             <w:r>
               <w:rPr>
-                <w:rFonts w:ascii="Courier New" w:hAnsi="Courier New"/>
+                <w:rFonts w:ascii="Arial" w:hAnsi="Arial" w:cs="Arial"/>
                 <w:color w:val="1E1E1E"/>
                 <w:sz w:val="20"/>
               </w:rPr>
@@ -1609,7 +1563,7 @@
             </w:r>
             <w:r>
               <w:rPr>
-                <w:rFonts w:ascii="Courier New" w:hAnsi="Courier New"/>
+                <w:rFonts w:ascii="Arial" w:hAnsi="Arial" w:cs="Arial"/>
                 <w:color w:val="1E1E1E"/>
                 <w:sz w:val="20"/>
               </w:rPr>
@@ -1620,54 +1574,176 @@
         </w:tc>
       </w:tr>
     </w:tbl>
-    <w:p/>
     <w:p>
+      <w:pPr>
+        <w:rPr>
+          <w:rFonts w:ascii="Arial" w:hAnsi="Arial" w:cs="Arial"/>
+        </w:rPr>
+      </w:pPr>
+    </w:p>
+    <w:p>
+      <w:pPr>
+        <w:rPr>
+          <w:rFonts w:ascii="Arial" w:hAnsi="Arial" w:cs="Arial"/>
+        </w:rPr>
+      </w:pPr>
       <w:r>
+        <w:rPr>
+          <w:rFonts w:ascii="Arial" w:hAnsi="Arial" w:cs="Arial"/>
+        </w:rPr>
         <w:br/>
         <w:t>========================================</w:t>
+      </w:r>
+      <w:r>
+        <w:rPr>
+          <w:rFonts w:ascii="Arial" w:hAnsi="Arial" w:cs="Arial"/>
+        </w:rPr>
         <w:br/>
       </w:r>
     </w:p>
     <w:p>
+      <w:pPr>
+        <w:rPr>
+          <w:rFonts w:ascii="Arial" w:hAnsi="Arial" w:cs="Arial"/>
+          <w:lang w:val="pt-PT"/>
+        </w:rPr>
+      </w:pPr>
       <w:r>
         <w:rPr>
+          <w:rFonts w:ascii="Arial" w:hAnsi="Arial" w:cs="Arial"/>
           <w:b/>
           <w:sz w:val="28"/>
+          <w:lang w:val="pt-PT"/>
         </w:rPr>
         <w:t>Instruções de Ativação do Gateway Global PayPal na Guiné-Bissau</w:t>
       </w:r>
     </w:p>
     <w:p>
+      <w:pPr>
+        <w:rPr>
+          <w:rFonts w:ascii="Arial" w:hAnsi="Arial" w:cs="Arial"/>
+          <w:lang w:val="pt-PT"/>
+        </w:rPr>
+      </w:pPr>
       <w:r>
-        <w:t>A criação de uma conta Business do PayPal para a OAGB permite processar cartões de crédito e pagamentos internacionais de forma direta e extremamente fidedigna, sem dependências regionais.</w:t>
+        <w:rPr>
+          <w:rFonts w:ascii="Arial" w:hAnsi="Arial" w:cs="Arial"/>
+          <w:lang w:val="pt-PT"/>
+        </w:rPr>
+        <w:t>A criação de uma conta Business do PayPal para a OAG</w:t>
+      </w:r>
+      <w:r>
+        <w:rPr>
+          <w:rFonts w:ascii="Arial" w:hAnsi="Arial" w:cs="Arial"/>
+          <w:lang w:val="pt-PT"/>
+        </w:rPr>
+        <w:t>B permite processar cartões de crédito e pagamentos internacionais de forma direta e extremamente fidedigna, sem dependências regionais.</w:t>
       </w:r>
     </w:p>
     <w:p>
+      <w:pPr>
+        <w:rPr>
+          <w:rFonts w:ascii="Arial" w:hAnsi="Arial" w:cs="Arial"/>
+          <w:lang w:val="pt-PT"/>
+        </w:rPr>
+      </w:pPr>
       <w:r>
+        <w:rPr>
+          <w:rFonts w:ascii="Arial" w:hAnsi="Arial" w:cs="Arial"/>
+          <w:lang w:val="pt-PT"/>
+        </w:rPr>
         <w:t>Passo 1: Criação da Conta Business</w:t>
       </w:r>
     </w:p>
     <w:p>
+      <w:pPr>
+        <w:rPr>
+          <w:rFonts w:ascii="Arial" w:hAnsi="Arial" w:cs="Arial"/>
+          <w:lang w:val="pt-PT"/>
+        </w:rPr>
+      </w:pPr>
       <w:r>
-        <w:t>1. Aceder ao portal oficial do PayPal (paypal.com) e selecionar a opção de 'Criar Conta Comercial'.</w:t>
+        <w:rPr>
+          <w:rFonts w:ascii="Arial" w:hAnsi="Arial" w:cs="Arial"/>
+          <w:lang w:val="pt-PT"/>
+        </w:rPr>
+        <w:t>1. Aceder ao portal oficial do PayPal (paypal.com) e selecionar a opção de 'Criar Co</w:t>
+      </w:r>
+      <w:r>
+        <w:rPr>
+          <w:rFonts w:ascii="Arial" w:hAnsi="Arial" w:cs="Arial"/>
+          <w:lang w:val="pt-PT"/>
+        </w:rPr>
+        <w:t>nta Comercial'.</w:t>
+      </w:r>
+      <w:r>
+        <w:rPr>
+          <w:rFonts w:ascii="Arial" w:hAnsi="Arial" w:cs="Arial"/>
+          <w:lang w:val="pt-PT"/>
+        </w:rPr>
         <w:br/>
         <w:t>2. Associar o e-mail corporativo da Ordem (ex: financeiro@oagb.gw).</w:t>
+      </w:r>
+      <w:r>
+        <w:rPr>
+          <w:rFonts w:ascii="Arial" w:hAnsi="Arial" w:cs="Arial"/>
+          <w:lang w:val="pt-PT"/>
+        </w:rPr>
         <w:br/>
         <w:t>3. Introduzir os dados institucionais (NIF, Morada da Sede, Designação Legal) e associar a conta bancária oficial da OAGB para levantamentos automáticos de saldo.</w:t>
       </w:r>
     </w:p>
     <w:p>
+      <w:pPr>
+        <w:rPr>
+          <w:rFonts w:ascii="Arial" w:hAnsi="Arial" w:cs="Arial"/>
+          <w:lang w:val="pt-PT"/>
+        </w:rPr>
+      </w:pPr>
       <w:r>
+        <w:rPr>
+          <w:rFonts w:ascii="Arial" w:hAnsi="Arial" w:cs="Arial"/>
+          <w:lang w:val="pt-PT"/>
+        </w:rPr>
         <w:t>Passo 2: Obtenção de Credenciais de Integração</w:t>
       </w:r>
     </w:p>
     <w:p>
+      <w:pPr>
+        <w:rPr>
+          <w:rFonts w:ascii="Arial" w:hAnsi="Arial" w:cs="Arial"/>
+          <w:lang w:val="pt-PT"/>
+        </w:rPr>
+      </w:pPr>
       <w:r>
+        <w:rPr>
+          <w:rFonts w:ascii="Arial" w:hAnsi="Arial" w:cs="Arial"/>
+          <w:lang w:val="pt-PT"/>
+        </w:rPr>
         <w:t>1. Aceder ao portal de programadores do PayPal (developer.paypal.com) usando a mesma conta.</w:t>
+      </w:r>
+      <w:r>
+        <w:rPr>
+          <w:rFonts w:ascii="Arial" w:hAnsi="Arial" w:cs="Arial"/>
+          <w:lang w:val="pt-PT"/>
+        </w:rPr>
         <w:br/>
         <w:t>2. No menu 'Apps &amp; Credentials', criar uma aplicação comercial no modo 'Live'.</w:t>
+      </w:r>
+      <w:r>
+        <w:rPr>
+          <w:rFonts w:ascii="Arial" w:hAnsi="Arial" w:cs="Arial"/>
+          <w:lang w:val="pt-PT"/>
+        </w:rPr>
         <w:br/>
-        <w:t>3. Copiar o 'Client ID' disponibilizado e enviá-lo ao administrador técnico do portal da OAGB para ativação em produção.</w:t>
+        <w:t>3. Copiar o 'Client ID' disponibilizad</w:t>
+      </w:r>
+      <w:r>
+        <w:rPr>
+          <w:rFonts w:ascii="Arial" w:hAnsi="Arial" w:cs="Arial"/>
+          <w:lang w:val="pt-PT"/>
+        </w:rPr>
+        <w:t>o e enviá-lo ao administrador técnico do portal da OAGB para ativação em produção.</w:t>
       </w:r>
     </w:p>
     <w:sectPr>
@@ -2168,11 +2244,6 @@
     <w:lsdException w:name="Book Title" w:uiPriority="33" w:qFormat="1"/>
     <w:lsdException w:name="Bibliography" w:semiHidden="1" w:uiPriority="37" w:unhideWhenUsed="1"/>
     <w:lsdException w:name="TOC Heading" w:semiHidden="1" w:uiPriority="39" w:unhideWhenUsed="1" w:qFormat="1"/>
-    <w:lsdException w:name="Plain Table 5" w:semiHidden="1" w:unhideWhenUsed="1"/>
-    <w:lsdException w:name="Grid Table Light" w:semiHidden="1" w:unhideWhenUsed="1"/>
-    <w:lsdException w:name="Grid Table 1 Light" w:semiHidden="1" w:unhideWhenUsed="1"/>
-    <w:lsdException w:name="Grid Table 2" w:semiHidden="1" w:unhideWhenUsed="1"/>
-    <w:lsdException w:name="Grid Table 3" w:semiHidden="1" w:unhideWhenUsed="1"/>
     <w:lsdException w:name="Grid Table 4" w:uiPriority="49"/>
     <w:lsdException w:name="Grid Table 5 Dark" w:uiPriority="50"/>
     <w:lsdException w:name="Grid Table 6 Colorful" w:uiPriority="51"/>
